--- a/por/docx/35.content.docx
+++ b/por/docx/35.content.docx
@@ -277,7 +277,7 @@
         <w:rPr>
           <w:lang w:val="pt_PT" w:bidi="pt_PT"/>
         </w:rPr>
-        <w:t xml:space="preserve"> Por isso a lei perde não é cumprida, e a justiça não se firma nos tribunais; os perversos cercam os justos, e assim o direito é torcido.</w:t>
+        <w:t xml:space="preserve"> Por isso a lei não é cumprida, e a justiça não se firma nos tribunais; os perversos cercam os justos, e assim o direito é torcido.</w:t>
       </w:r>
     </w:p>
     <w:p>
@@ -298,7 +298,7 @@
         <w:rPr>
           <w:lang w:val="pt_PT" w:bidi="pt_PT"/>
         </w:rPr>
-        <w:t xml:space="preserve"> O SENHOR respondeu: “Observem com atenção e fiquem atônitos; vocês se espantarão, pois em breve farei algo que, enquanto viverem, terão de ver para crer.</w:t>
+        <w:t xml:space="preserve"> O SENHOR respondeu: “Observem com atenção e fiquem atônitos; vocês se espantarão, pois em breve farei algo em que, enquanto viverem, vocês não acreditariam, mesmo que alguém lhes contasse.</w:t>
       </w:r>
     </w:p>
     <w:p>
@@ -382,7 +382,7 @@
         <w:rPr>
           <w:lang w:val="pt_PT" w:bidi="pt_PT"/>
         </w:rPr>
-        <w:t xml:space="preserve"> Eles chegam para atacar, e o medo toma a todos; ninguém consegue organizar resistência, e os prisioneiros se tornam tantos que não se podem contar.</w:t>
+        <w:t xml:space="preserve"> Todos eles vêm para praticar violência; seus exércitos avançam como vento no deserto e ajuntam prisioneiros como grãos de areia.</w:t>
       </w:r>
     </w:p>
     <w:p>
@@ -424,7 +424,7 @@
         <w:rPr>
           <w:lang w:val="pt_PT" w:bidi="pt_PT"/>
         </w:rPr>
-        <w:t xml:space="preserve"> Passam e se retiram como o vento; porém grande é a sua culpa, porque fazem da própria força o seu deus.</w:t>
+        <w:t xml:space="preserve"> Passam e se retiram como o vento; porém grande é a sua culpa, porque fazem da própria força o seu deus”.</w:t>
       </w:r>
     </w:p>
     <w:p>
@@ -445,7 +445,7 @@
         <w:rPr>
           <w:lang w:val="pt_PT" w:bidi="pt_PT"/>
         </w:rPr>
-        <w:t xml:space="preserve"> Ó SENHOR, meu Deus, meu Santo, tu és eterno; não é para nos aniquilar que fazes isso, pois não pode ser assim. Ó Deus, nossa Rocha, tu decidiste dar poder aos caldeus para nos punir e corrigir por causa de nossos pecados.</w:t>
+        <w:t xml:space="preserve"> Ó SENHOR, meu Deus, meu Santo, tu és eterno. Será que fazes tudo isso para nos destruir? É claro que não! SENHOR, tu estabeleceste os caldeus para executar juízo; ó Rocha, tu os designaste para nos corrigir.</w:t>
       </w:r>
     </w:p>
     <w:p>
@@ -487,7 +487,7 @@
         <w:rPr>
           <w:lang w:val="pt_PT" w:bidi="pt_PT"/>
         </w:rPr>
-        <w:t xml:space="preserve"> Fizeste os homens como peixes do mar, como insetos em enxame, sem líder que os conduza.</w:t>
+        <w:t xml:space="preserve"> Por que tratas os homens como peixes do mar, como criaturas que se movem sem quem as governe?</w:t>
       </w:r>
     </w:p>
     <w:p>
@@ -508,7 +508,7 @@
         <w:rPr>
           <w:lang w:val="pt_PT" w:bidi="pt_PT"/>
         </w:rPr>
-        <w:t xml:space="preserve"> Seremos puxados como peixe no anzol e recolhidos na rede do inimigo, enquanto eles celebram?</w:t>
+        <w:t xml:space="preserve"> Seremos puxados como peixe no anzol e apanhados pela rede do inimigo, enquanto eles celebram?</w:t>
       </w:r>
     </w:p>
     <w:p>
@@ -529,7 +529,7 @@
         <w:rPr>
           <w:lang w:val="pt_PT" w:bidi="pt_PT"/>
         </w:rPr>
-        <w:t xml:space="preserve"> Então eles adorarão suas armas e queimarão incenso diante delas, dizendo: “Foi por meio delas que recebemos riqueza e abundância".</w:t>
+        <w:t xml:space="preserve"> Então eles adorarão suas armas e queimarão incenso diante delas, dizendo: “Estes são os deuses que nos deram riqueza e abundância!”.</w:t>
       </w:r>
     </w:p>
     <w:p>
@@ -650,7 +650,7 @@
         <w:rPr>
           <w:lang w:val="pt_PT" w:bidi="pt_PT"/>
         </w:rPr>
-        <w:t xml:space="preserve"> Anote isto: o perverso confia em si mesmo; seus desejos são tortos e ele não permanece. Mas o justo confiará em mim e viverá.</w:t>
+        <w:t xml:space="preserve"> Anote isto: os perversos confiam em si mesmos; seus desejos são maus e eles acabarão fracassando. Mas o justo viverá por sua fidelidade.</w:t>
       </w:r>
     </w:p>
     <w:p>
@@ -671,7 +671,7 @@
         <w:rPr>
           <w:lang w:val="pt_PT" w:bidi="pt_PT"/>
         </w:rPr>
-        <w:t xml:space="preserve"> Além disso, a riqueza engana; por isso o ímpio se torna arrogante e não se aquieta. Ele abre a boca como a sepultura e, como a morte, nunca se satisfaz; ajunta para si todas as nações e reúne para si todos os povos.</w:t>
+        <w:t xml:space="preserve"> Além disso, a riqueza engana; por isso os ímpios se tornam arrogantes e não se aquietam. Eles abrem a boca como a sepultura e, como a morte, nunca se satisfazem; ajuntam para si todas as nações e reúnem para si todos os povos.</w:t>
       </w:r>
     </w:p>
     <w:p>
@@ -692,7 +692,7 @@
         <w:rPr>
           <w:lang w:val="pt_PT" w:bidi="pt_PT"/>
         </w:rPr>
-        <w:t xml:space="preserve"> Não virá o dia em que os seus próprios escravos levantarão um provérbio contra eles e zombarão, dizendo: ‘Ladrões! Enfim a justiça os alcançou; agora receberão pelo roubo, pela violência e pela exploração’?</w:t>
+        <w:t xml:space="preserve"> Logo os seus próprios escravos levantarão contra eles provérbios e zombarias, dizendo: ‘Ai de vocês que acumulam o que não é seu! Até quando continuarão ajuntando riquezas obtidas à custa dos outros?’.</w:t>
       </w:r>
     </w:p>
     <w:p>
@@ -713,7 +713,7 @@
         <w:rPr>
           <w:lang w:val="pt_PT" w:bidi="pt_PT"/>
         </w:rPr>
-        <w:t xml:space="preserve"> De repente se levantarão os credores; virão com fúria e levarão tudo o que vocês têm, enquanto vocês ficam sem defesa, tremendo de medo.</w:t>
+        <w:t xml:space="preserve"> Não se levantarão de repente os seus credores? Não acordarão aqueles que os fazem tremer? Então vocês se tornarão presas deles.</w:t>
       </w:r>
     </w:p>
     <w:p>
@@ -755,7 +755,7 @@
         <w:rPr>
           <w:lang w:val="pt_PT" w:bidi="pt_PT"/>
         </w:rPr>
-        <w:t xml:space="preserve"> "Ai de vocês, que ajuntam riqueza por caminhos maus, para colocar o seu ninho no alto e fugir do perigo.</w:t>
+        <w:t xml:space="preserve"> Ai de vocês, que ajuntam riqueza por caminhos maus, para colocar o seu ninho no alto e fugir do perigo.</w:t>
       </w:r>
     </w:p>
     <w:p>
@@ -818,7 +818,7 @@
         <w:rPr>
           <w:lang w:val="pt_PT" w:bidi="pt_PT"/>
         </w:rPr>
-        <w:t xml:space="preserve"> "Ai de vocês, que edificam cidades com dinheiro de assassinatos e levantam povoações com ganhos de roubo.</w:t>
+        <w:t xml:space="preserve"> Ai de vocês, que edificam cidades com dinheiro de assassinatos e levantam povoações com ganhos de roubo.</w:t>
       </w:r>
     </w:p>
     <w:p>
@@ -839,7 +839,7 @@
         <w:rPr>
           <w:lang w:val="pt_PT" w:bidi="pt_PT"/>
         </w:rPr>
-        <w:t xml:space="preserve"> O SENHOR dos Exércitos já determinou: o trabalho das nações sem ele virará cinza em suas mãos; elas se cansam muito, mas é em vão.</w:t>
+        <w:t xml:space="preserve"> O SENHOR dos Exércitos já determinou: o trabalho das nações sem o SENHOR virará cinza em suas mãos; elas se cansam por aquilo que não permanece.</w:t>
       </w:r>
     </w:p>
     <w:p>
@@ -881,7 +881,7 @@
         <w:rPr>
           <w:lang w:val="pt_PT" w:bidi="pt_PT"/>
         </w:rPr>
-        <w:t xml:space="preserve"> “Ai de vocês, que fazem o vizinho beber até cambalear, que o arrastam como bêbado, que o ferem com violência e riem quando ele fica nu e envergonhado.</w:t>
+        <w:t xml:space="preserve"> Ai de vocês que dão bebida ao seu próximo, misturando nela sua maldade para embriagá-lo e contemplar sua nudez.</w:t>
       </w:r>
     </w:p>
     <w:p>
@@ -902,7 +902,7 @@
         <w:rPr>
           <w:lang w:val="pt_PT" w:bidi="pt_PT"/>
         </w:rPr>
-        <w:t xml:space="preserve"> Em breve, a sua glória se tornará vergonha; a taça da mão direita do SENHOR será entregue a vocês. Bebam, tropecem e caiam.</w:t>
+        <w:t xml:space="preserve"> Vocês se encheram de vergonha em vez de honra. Agora é sua vez de beber e mostrar sua humilhação. A taça da mão direita do SENHOR será entregue a vocês. Bebam, tropecem e caiam.</w:t>
       </w:r>
     </w:p>
     <w:p>
@@ -944,7 +944,7 @@
         <w:rPr>
           <w:lang w:val="pt_PT" w:bidi="pt_PT"/>
         </w:rPr>
-        <w:t xml:space="preserve"> “Que proveito há em adorar ídolos feitos por mãos humanas? Que mentira é dizer que podem socorrer! Como foram insensatos ao confiar em imagens que não falam.</w:t>
+        <w:t xml:space="preserve"> Que proveito há em adorar ídolos feitos por mãos humanas? Que mentira é dizer que podem socorrer! Como foram insensatos ao confiar em imagens que não falam.</w:t>
       </w:r>
     </w:p>
     <w:p>
@@ -965,7 +965,7 @@
         <w:rPr>
           <w:lang w:val="pt_PT" w:bidi="pt_PT"/>
         </w:rPr>
-        <w:t xml:space="preserve"> Ai dos que dizem à madeira sem vida: ‘Salve-nos’; ai dos que gritam à pedra muda: ‘Mostre-nos o caminho’. Quando imagens falarão no lugar de Deus? Elas são cobertas de ouro e prata, mas dentro delas não há sinal algum de vida.</w:t>
+        <w:t xml:space="preserve"> Ai dos que dizem à madeira sem vida: ‘Salve-nos’; ai dos que gritam à pedra muda: ‘Mostre-nos o caminho’. Quando imagens falarão no lugar de Deus? Elas são revestidas de ouro e prata, mas não há vida dentro delas.</w:t>
       </w:r>
     </w:p>
     <w:p>
@@ -986,7 +986,7 @@
         <w:rPr>
           <w:lang w:val="pt_PT" w:bidi="pt_PT"/>
         </w:rPr>
-        <w:t xml:space="preserve"> Mas o SENHOR está em seu santo templo; cale-se diante dele toda a terra".</w:t>
+        <w:t xml:space="preserve"> Mas o SENHOR está em seu santo templo; cale-se diante dele toda a terra”.</w:t>
       </w:r>
     </w:p>
     <w:p>
@@ -1023,7 +1023,7 @@
         <w:rPr>
           <w:lang w:val="pt_PT" w:bidi="pt_PT"/>
         </w:rPr>
-        <w:t xml:space="preserve"> Esta é a oração de vitória que Habacuque cantou ao SENHOR.</w:t>
+        <w:t xml:space="preserve"> Esta é a oração de vitória que Habacuque cantou ao SENHOR:</w:t>
       </w:r>
     </w:p>
     <w:p>
@@ -1128,7 +1128,7 @@
         <w:rPr>
           <w:lang w:val="pt_PT" w:bidi="pt_PT"/>
         </w:rPr>
-        <w:t xml:space="preserve"> Ele parou e, por um instante, observou a terra; então fez as nações estremecerem, derrubou montes muito antigos e nivelou colinas de tempos remotos; o seu caminho e o seu poder não mudam.</w:t>
+        <w:t xml:space="preserve"> Ele parou e, por um instante, observou a terra; então fez as nações estremecerem, derrubou montes muito antigos e nivelou colinas de tempos remotos; o seu poder não muda.</w:t>
       </w:r>
     </w:p>
     <w:p>
@@ -1212,7 +1212,7 @@
         <w:rPr>
           <w:lang w:val="pt_PT" w:bidi="pt_PT"/>
         </w:rPr>
-        <w:t xml:space="preserve"> Os montes te viram e tremeram; grandes ondas de água avançaram; o abismo profundo gritou e levantou as mãos, rendendo-se a ti.</w:t>
+        <w:t xml:space="preserve"> Os montes te viram e tremeram; grandes ondas de água avançaram; o abismo profundo gritou, anunciando rendição a ti.</w:t>
       </w:r>
     </w:p>
     <w:p>
@@ -1275,7 +1275,7 @@
         <w:rPr>
           <w:lang w:val="pt_PT" w:bidi="pt_PT"/>
         </w:rPr>
-        <w:t xml:space="preserve"> Tu saíste para salvar o teu povo escolhido, para libertar o teu ungido; esmagaste a cabeça do líder da nação perversa e o deixaste exposto da cabeça aos pés.</w:t>
+        <w:t xml:space="preserve"> Tu saíste para salvar o teu povo escolhido, para libertar o teu ungido; esmagaste a cabeça do líder da nação perversa, despindo-o da cabeça aos pés.</w:t>
       </w:r>
     </w:p>
     <w:p>
@@ -1401,7 +1401,7 @@
         <w:rPr>
           <w:lang w:val="pt_PT" w:bidi="pt_PT"/>
         </w:rPr>
-        <w:t xml:space="preserve"> O SENHOR, o Soberano, é a minha força; ele torna meus pés como os da corça e me conduz em segurança sobre as montanhas; orientação ao regente do coro: quando este cântico for entoado, o coro deve ser acompanhado por instrumentos de corda.</w:t>
+        <w:t xml:space="preserve"> O SENHOR, o Soberano, é a minha força; ele torna meus pés como os da corça e me conduz em segurança sobre as montanhas. (Orientação ao regente do coro: quando este cântico for cantado, deve ser acompanhado por instrumentos de corda.)</w:t>
       </w:r>
     </w:p>
     <w:sectPr>
